--- a/Collatio/10/1. Textos/2. Limpios/10-G.docx
+++ b/Collatio/10/1. Textos/2. Limpios/10-G.docx
@@ -1,271 +1,271 @@
 
 <file path=word/document.xml><?xml version="1.0" encoding="utf-8"?>
-<w:document xmlns:wpc="http://schemas.microsoft.com/office/word/2010/wordprocessingCanvas" xmlns:cx="http://schemas.microsoft.com/office/drawing/2014/chartex" xmlns:cx1="http://schemas.microsoft.com/office/drawing/2015/9/8/chartex" xmlns:cx2="http://schemas.microsoft.com/office/drawing/2015/10/21/chartex" xmlns:cx3="http://schemas.microsoft.com/office/drawing/2016/5/9/chartex" xmlns:cx4="http://schemas.microsoft.com/office/drawing/2016/5/10/chartex" xmlns:cx5="http://schemas.microsoft.com/office/drawing/2016/5/11/chartex" xmlns:cx6="http://schemas.microsoft.com/office/drawing/2016/5/12/chartex" xmlns:cx7="http://schemas.microsoft.com/office/drawing/2016/5/13/chartex" xmlns:cx8="http://schemas.microsoft.com/office/drawing/2016/5/14/chartex" xmlns:mc="http://schemas.openxmlformats.org/markup-compatibility/2006" xmlns:aink="http://schemas.microsoft.com/office/drawing/2016/ink" xmlns:am3d="http://schemas.microsoft.com/office/drawing/2017/model3d" xmlns:o="urn:schemas-microsoft-com:office:office" xmlns:oel="http://schemas.microsoft.com/office/2019/extlst" xmlns:r="http://schemas.openxmlformats.org/officeDocument/2006/relationships" xmlns:m="http://schemas.openxmlformats.org/officeDocument/2006/math" xmlns:v="urn:schemas-microsoft-com:vml" xmlns:wp14="http://schemas.microsoft.com/office/word/2010/wordprocessingDrawing" xmlns:wp="http://schemas.openxmlformats.org/drawingml/2006/wordprocessingDrawing" xmlns:w10="urn:schemas-microsoft-com:office:word" xmlns:w="http://schemas.openxmlformats.org/wordprocessingml/2006/main" xmlns:w14="http://schemas.microsoft.com/office/word/2010/wordml" xmlns:w15="http://schemas.microsoft.com/office/word/2012/wordml" xmlns:w16cex="http://schemas.microsoft.com/office/word/2018/wordml/cex" xmlns:w16cid="http://schemas.microsoft.com/office/word/2016/wordml/cid" xmlns:w16="http://schemas.microsoft.com/office/word/2018/wordml" xmlns:w16sdtdh="http://schemas.microsoft.com/office/word/2020/wordml/sdtdatahash" xmlns:w16se="http://schemas.microsoft.com/office/word/2015/wordml/symex" xmlns:wpg="http://schemas.microsoft.com/office/word/2010/wordprocessingGroup" xmlns:wpi="http://schemas.microsoft.com/office/word/2010/wordprocessingInk" xmlns:wne="http://schemas.microsoft.com/office/word/2006/wordml" xmlns:wps="http://schemas.microsoft.com/office/word/2010/wordprocessingShape" mc:Ignorable="w14 w15 w16se w16cid w16 w16cex w16sdtdh wp14">
+<w:document xmlns:wpc="http://schemas.microsoft.com/office/word/2010/wordprocessingCanvas" xmlns:cx="http://schemas.microsoft.com/office/drawing/2014/chartex" xmlns:cx1="http://schemas.microsoft.com/office/drawing/2015/9/8/chartex" xmlns:cx2="http://schemas.microsoft.com/office/drawing/2015/10/21/chartex" xmlns:cx3="http://schemas.microsoft.com/office/drawing/2016/5/9/chartex" xmlns:cx4="http://schemas.microsoft.com/office/drawing/2016/5/10/chartex" xmlns:cx5="http://schemas.microsoft.com/office/drawing/2016/5/11/chartex" xmlns:cx6="http://schemas.microsoft.com/office/drawing/2016/5/12/chartex" xmlns:cx7="http://schemas.microsoft.com/office/drawing/2016/5/13/chartex" xmlns:cx8="http://schemas.microsoft.com/office/drawing/2016/5/14/chartex" xmlns:mc="http://schemas.openxmlformats.org/markup-compatibility/2006" xmlns:aink="http://schemas.microsoft.com/office/drawing/2016/ink" xmlns:am3d="http://schemas.microsoft.com/office/drawing/2017/model3d" xmlns:o="urn:schemas-microsoft-com:office:office" xmlns:oel="http://schemas.microsoft.com/office/2019/extlst" xmlns:r="http://schemas.openxmlformats.org/officeDocument/2006/relationships" xmlns:m="http://schemas.openxmlformats.org/officeDocument/2006/math" xmlns:v="urn:schemas-microsoft-com:vml" xmlns:wp14="http://schemas.microsoft.com/office/word/2010/wordprocessingDrawing" xmlns:wp="http://schemas.openxmlformats.org/drawingml/2006/wordprocessingDrawing" xmlns:w10="urn:schemas-microsoft-com:office:word" xmlns:w="http://schemas.openxmlformats.org/wordprocessingml/2006/main" xmlns:w14="http://schemas.microsoft.com/office/word/2010/wordml" xmlns:w15="http://schemas.microsoft.com/office/word/2012/wordml" xmlns:w16cex="http://schemas.microsoft.com/office/word/2018/wordml/cex" xmlns:w16cid="http://schemas.microsoft.com/office/word/2016/wordml/cid" xmlns:w16="http://schemas.microsoft.com/office/word/2018/wordml" xmlns:w16du="http://schemas.microsoft.com/office/word/2023/wordml/word16du" xmlns:w16sdtdh="http://schemas.microsoft.com/office/word/2020/wordml/sdtdatahash" xmlns:w16sdtfl="http://schemas.microsoft.com/office/word/2024/wordml/sdtformatlock" xmlns:w16se="http://schemas.microsoft.com/office/word/2015/wordml/symex" xmlns:wpg="http://schemas.microsoft.com/office/word/2010/wordprocessingGroup" xmlns:wpi="http://schemas.microsoft.com/office/word/2010/wordprocessingInk" xmlns:wne="http://schemas.microsoft.com/office/word/2006/wordml" xmlns:wps="http://schemas.microsoft.com/office/word/2010/wordprocessingShape" mc:Ignorable="w14 w15 w16se w16cid w16 w16cex w16sdtdh w16sdtfl w16du wp14">
   <w:body>
     <w:p>
       <w:pPr>
         <w:rPr>
-          <w:rFonts w:ascii="Garamond" w:hAnsi="Garamond"/>
+          <w:rFonts w:ascii="Brill" w:hAnsi="Brill"/>
         </w:rPr>
       </w:pPr>
       <w:r>
         <w:rPr>
-          <w:rFonts w:ascii="Garamond" w:hAnsi="Garamond"/>
+          <w:rFonts w:ascii="Brill" w:hAnsi="Brill"/>
         </w:rPr>
         <w:t xml:space="preserve">Dixo el </w:t>
       </w:r>
       <w:r>
         <w:rPr>
-          <w:rFonts w:ascii="Garamond" w:hAnsi="Garamond"/>
+          <w:rFonts w:ascii="Brill" w:hAnsi="Brill"/>
         </w:rPr>
         <w:t>diciplo maestro quiero te fazer una pregunta e vere como me respondes a ella respondio el maestro di lo que quisieres dixo el diciplo la demanda que</w:t>
       </w:r>
       <w:r>
         <w:rPr>
-          <w:rFonts w:ascii="Garamond" w:hAnsi="Garamond"/>
+          <w:rFonts w:ascii="Brill" w:hAnsi="Brill"/>
           <w:lang w:val="es-ES"/>
         </w:rPr>
         <w:t xml:space="preserve"> </w:t>
       </w:r>
       <w:r>
         <w:rPr>
-          <w:rFonts w:ascii="Garamond" w:hAnsi="Garamond"/>
+          <w:rFonts w:ascii="Brill" w:hAnsi="Brill"/>
         </w:rPr>
         <w:t>te yo quiero fazer es esta por que razon quiso dios encarnar en sa</w:t>
       </w:r>
       <w:r>
         <w:rPr>
-          <w:rFonts w:ascii="Garamond" w:hAnsi="Garamond"/>
+          <w:rFonts w:ascii="Brill" w:hAnsi="Brill"/>
         </w:rPr>
         <w:t xml:space="preserve">nta </w:t>
       </w:r>
       <w:r>
         <w:rPr>
-          <w:rFonts w:ascii="Garamond" w:hAnsi="Garamond"/>
+          <w:rFonts w:ascii="Brill" w:hAnsi="Brill"/>
           <w:lang w:val="es-ES"/>
         </w:rPr>
         <w:t>M</w:t>
       </w:r>
       <w:r>
         <w:rPr>
-          <w:rFonts w:ascii="Garamond" w:hAnsi="Garamond"/>
+          <w:rFonts w:ascii="Brill" w:hAnsi="Brill"/>
         </w:rPr>
         <w:t xml:space="preserve">aria </w:t>
       </w:r>
       <w:r>
         <w:rPr>
-          <w:rFonts w:ascii="Garamond" w:hAnsi="Garamond"/>
+          <w:rFonts w:ascii="Brill" w:hAnsi="Brill"/>
         </w:rPr>
         <w:t>ca yo tengo que bien lo pudiera fazer sin tomar carne d</w:t>
       </w:r>
       <w:r>
         <w:rPr>
-          <w:rFonts w:ascii="Garamond" w:hAnsi="Garamond"/>
+          <w:rFonts w:ascii="Brill" w:hAnsi="Brill"/>
           <w:lang w:val="es-ES"/>
         </w:rPr>
         <w:t xml:space="preserve"> </w:t>
       </w:r>
       <w:r>
         <w:rPr>
-          <w:rFonts w:ascii="Garamond" w:hAnsi="Garamond"/>
+          <w:rFonts w:ascii="Brill" w:hAnsi="Brill"/>
         </w:rPr>
         <w:t xml:space="preserve">ella e respondio el maestro yo te quiero mostrar por razon derecha que no pudiera ser de otra guisa si non como fue sepas que en el pecado </w:t>
       </w:r>
       <w:r>
         <w:rPr>
-          <w:rFonts w:ascii="Garamond" w:hAnsi="Garamond"/>
+          <w:rFonts w:ascii="Brill" w:hAnsi="Brill"/>
         </w:rPr>
         <w:t xml:space="preserve">de </w:t>
       </w:r>
       <w:r>
         <w:rPr>
-          <w:rFonts w:ascii="Garamond" w:hAnsi="Garamond"/>
+          <w:rFonts w:ascii="Brill" w:hAnsi="Brill"/>
           <w:lang w:val="es-ES"/>
         </w:rPr>
         <w:t>A</w:t>
       </w:r>
       <w:r>
         <w:rPr>
-          <w:rFonts w:ascii="Garamond" w:hAnsi="Garamond"/>
+          <w:rFonts w:ascii="Brill" w:hAnsi="Brill"/>
         </w:rPr>
         <w:t xml:space="preserve">dan fueron tres aparceros el primero fue el diablo en figura de serpiente que lo andudo e lo ordio el segundo fue </w:t>
       </w:r>
       <w:r>
         <w:rPr>
-          <w:rFonts w:ascii="Garamond" w:hAnsi="Garamond"/>
+          <w:rFonts w:ascii="Brill" w:hAnsi="Brill"/>
           <w:lang w:val="es-ES"/>
         </w:rPr>
         <w:t>E</w:t>
       </w:r>
       <w:r>
         <w:rPr>
-          <w:rFonts w:ascii="Garamond" w:hAnsi="Garamond"/>
+          <w:rFonts w:ascii="Brill" w:hAnsi="Brill"/>
         </w:rPr>
         <w:t xml:space="preserve">va que lo consejo el tercero fue </w:t>
       </w:r>
       <w:r>
         <w:rPr>
-          <w:rFonts w:ascii="Garamond" w:hAnsi="Garamond"/>
+          <w:rFonts w:ascii="Brill" w:hAnsi="Brill"/>
           <w:lang w:val="es-ES"/>
         </w:rPr>
         <w:t>A</w:t>
       </w:r>
       <w:r>
         <w:rPr>
-          <w:rFonts w:ascii="Garamond" w:hAnsi="Garamond"/>
+          <w:rFonts w:ascii="Brill" w:hAnsi="Brill"/>
         </w:rPr>
         <w:t xml:space="preserve">dan que lo </w:t>
       </w:r>
       <w:r>
         <w:rPr>
-          <w:rFonts w:ascii="Garamond" w:hAnsi="Garamond"/>
+          <w:rFonts w:ascii="Brill" w:hAnsi="Brill"/>
         </w:rPr>
         <w:t>consentio e lo metio en obra pues asi como este pecado era fecho por estos tres asi conviene que la salutacion por que se avia a salvar este pecado que fuese otro si por tres e quiero te dezir en qual manera en lugar de la serpiente andudo el spiritu santo en guisa como se fiziese la encarnacion e en todas maneras andudo el spiritu santo lo primero en dar gracia a san</w:t>
       </w:r>
       <w:r>
         <w:rPr>
-          <w:rFonts w:ascii="Garamond" w:hAnsi="Garamond"/>
+          <w:rFonts w:ascii="Brill" w:hAnsi="Brill"/>
         </w:rPr>
         <w:t xml:space="preserve">ta </w:t>
       </w:r>
       <w:r>
         <w:rPr>
-          <w:rFonts w:ascii="Garamond" w:hAnsi="Garamond"/>
+          <w:rFonts w:ascii="Brill" w:hAnsi="Brill"/>
           <w:lang w:val="es-ES"/>
         </w:rPr>
         <w:t>M</w:t>
       </w:r>
       <w:r>
         <w:rPr>
-          <w:rFonts w:ascii="Garamond" w:hAnsi="Garamond"/>
+          <w:rFonts w:ascii="Brill" w:hAnsi="Brill"/>
         </w:rPr>
         <w:t xml:space="preserve">aria que </w:t>
       </w:r>
       <w:r>
         <w:rPr>
-          <w:rFonts w:ascii="Garamond" w:hAnsi="Garamond"/>
+          <w:rFonts w:ascii="Brill" w:hAnsi="Brill"/>
         </w:rPr>
         <w:t>fuese ella atal en</w:t>
       </w:r>
       <w:r>
         <w:rPr>
-          <w:rFonts w:ascii="Garamond" w:hAnsi="Garamond"/>
+          <w:rFonts w:ascii="Brill" w:hAnsi="Brill"/>
           <w:lang w:val="es-ES"/>
         </w:rPr>
         <w:t xml:space="preserve"> </w:t>
       </w:r>
       <w:r>
         <w:rPr>
-          <w:rFonts w:ascii="Garamond" w:hAnsi="Garamond"/>
+          <w:rFonts w:ascii="Brill" w:hAnsi="Brill"/>
         </w:rPr>
         <w:t>si mesma que toviese el por bien e por derecho de encarnar en ella la segunda de como esto estovo guisado en ella e tovo aguisado e por</w:t>
       </w:r>
       <w:r>
         <w:rPr>
-          <w:rFonts w:ascii="Garamond" w:hAnsi="Garamond"/>
+          <w:rFonts w:ascii="Brill" w:hAnsi="Brill"/>
           <w:lang w:val="es-ES"/>
         </w:rPr>
         <w:t xml:space="preserve"> </w:t>
       </w:r>
       <w:r>
         <w:rPr>
-          <w:rFonts w:ascii="Garamond" w:hAnsi="Garamond"/>
+          <w:rFonts w:ascii="Brill" w:hAnsi="Brill"/>
         </w:rPr>
         <w:t>derecho a decender e tomar carne en esta virgen bien aventurada en luga</w:t>
       </w:r>
       <w:r>
         <w:rPr>
-          <w:rFonts w:ascii="Garamond" w:hAnsi="Garamond"/>
+          <w:rFonts w:ascii="Brill" w:hAnsi="Brill"/>
         </w:rPr>
         <w:t xml:space="preserve">r de </w:t>
       </w:r>
       <w:r>
         <w:rPr>
-          <w:rFonts w:ascii="Garamond" w:hAnsi="Garamond"/>
+          <w:rFonts w:ascii="Brill" w:hAnsi="Brill"/>
           <w:lang w:val="es-ES"/>
         </w:rPr>
         <w:t>E</w:t>
       </w:r>
       <w:r>
         <w:rPr>
-          <w:rFonts w:ascii="Garamond" w:hAnsi="Garamond"/>
+          <w:rFonts w:ascii="Brill" w:hAnsi="Brill"/>
         </w:rPr>
         <w:t xml:space="preserve">va que lo consejo fue el angel </w:t>
       </w:r>
       <w:r>
         <w:rPr>
-          <w:rFonts w:ascii="Garamond" w:hAnsi="Garamond"/>
+          <w:rFonts w:ascii="Brill" w:hAnsi="Brill"/>
           <w:lang w:val="es-ES"/>
         </w:rPr>
         <w:t>G</w:t>
       </w:r>
       <w:r>
         <w:rPr>
-          <w:rFonts w:ascii="Garamond" w:hAnsi="Garamond"/>
+          <w:rFonts w:ascii="Brill" w:hAnsi="Brill"/>
         </w:rPr>
         <w:t>abriel que traxo la mensageria e consejo</w:t>
       </w:r>
       <w:r>
         <w:rPr>
-          <w:rFonts w:ascii="Garamond" w:hAnsi="Garamond"/>
+          <w:rFonts w:ascii="Brill" w:hAnsi="Brill"/>
           <w:lang w:val="es-ES"/>
         </w:rPr>
         <w:t xml:space="preserve"> </w:t>
       </w:r>
       <w:r>
         <w:rPr>
-          <w:rFonts w:ascii="Garamond" w:hAnsi="Garamond"/>
+          <w:rFonts w:ascii="Brill" w:hAnsi="Brill"/>
         </w:rPr>
         <w:t xml:space="preserve">le muy bien en aquello que le dixo e segun como </w:t>
       </w:r>
       <w:r>
         <w:rPr>
-          <w:rFonts w:ascii="Garamond" w:hAnsi="Garamond"/>
+          <w:rFonts w:ascii="Brill" w:hAnsi="Brill"/>
           <w:lang w:val="es-ES"/>
         </w:rPr>
         <w:t>A</w:t>
       </w:r>
       <w:r>
         <w:rPr>
-          <w:rFonts w:ascii="Garamond" w:hAnsi="Garamond"/>
+          <w:rFonts w:ascii="Brill" w:hAnsi="Brill"/>
         </w:rPr>
         <w:t xml:space="preserve">dan lo consentio e lo metio </w:t>
       </w:r>
       <w:r>
         <w:rPr>
-          <w:rFonts w:ascii="Garamond" w:hAnsi="Garamond"/>
+          <w:rFonts w:ascii="Brill" w:hAnsi="Brill"/>
         </w:rPr>
         <w:t>en obra asi ella consentio e lo metio en obra aquellas palabras que le dixo el angel en manera por que dios padre vino y conplir su obra de mas d</w:t>
       </w:r>
       <w:r>
         <w:rPr>
-          <w:rFonts w:ascii="Garamond" w:hAnsi="Garamond"/>
+          <w:rFonts w:ascii="Brill" w:hAnsi="Brill"/>
           <w:lang w:val="es-ES"/>
         </w:rPr>
         <w:t xml:space="preserve"> </w:t>
       </w:r>
       <w:r>
         <w:rPr>
-          <w:rFonts w:ascii="Garamond" w:hAnsi="Garamond"/>
+          <w:rFonts w:ascii="Brill" w:hAnsi="Brill"/>
         </w:rPr>
         <w:t xml:space="preserve">esto fallaras tu en el comienco de la salutacion que le dixo ave que es contrario </w:t>
       </w:r>
       <w:r>
         <w:rPr>
-          <w:rFonts w:ascii="Garamond" w:hAnsi="Garamond"/>
+          <w:rFonts w:ascii="Brill" w:hAnsi="Brill"/>
         </w:rPr>
         <w:t xml:space="preserve">de </w:t>
       </w:r>
       <w:r>
         <w:rPr>
-          <w:rFonts w:ascii="Garamond" w:hAnsi="Garamond"/>
+          <w:rFonts w:ascii="Brill" w:hAnsi="Brill"/>
           <w:lang w:val="es-ES"/>
         </w:rPr>
         <w:t>E</w:t>
       </w:r>
       <w:r>
         <w:rPr>
-          <w:rFonts w:ascii="Garamond" w:hAnsi="Garamond"/>
+          <w:rFonts w:ascii="Brill" w:hAnsi="Brill"/>
         </w:rPr>
         <w:t>va e la entincion por que gelo dixera el angel era por esto por que en todas las cosas del mundo avia de seer su contraria</w:t>
       </w:r>
@@ -281,7 +281,7 @@
 </file>
 
 <file path=word/styles.xml><?xml version="1.0" encoding="utf-8"?>
-<w:styles xmlns:mc="http://schemas.openxmlformats.org/markup-compatibility/2006" xmlns:r="http://schemas.openxmlformats.org/officeDocument/2006/relationships" xmlns:w="http://schemas.openxmlformats.org/wordprocessingml/2006/main" xmlns:w14="http://schemas.microsoft.com/office/word/2010/wordml" xmlns:w15="http://schemas.microsoft.com/office/word/2012/wordml" xmlns:w16cex="http://schemas.microsoft.com/office/word/2018/wordml/cex" xmlns:w16cid="http://schemas.microsoft.com/office/word/2016/wordml/cid" xmlns:w16="http://schemas.microsoft.com/office/word/2018/wordml" xmlns:w16sdtdh="http://schemas.microsoft.com/office/word/2020/wordml/sdtdatahash" xmlns:w16se="http://schemas.microsoft.com/office/word/2015/wordml/symex" mc:Ignorable="w14 w15 w16se w16cid w16 w16cex w16sdtdh">
+<w:styles xmlns:mc="http://schemas.openxmlformats.org/markup-compatibility/2006" xmlns:r="http://schemas.openxmlformats.org/officeDocument/2006/relationships" xmlns:w="http://schemas.openxmlformats.org/wordprocessingml/2006/main" xmlns:w14="http://schemas.microsoft.com/office/word/2010/wordml" xmlns:w15="http://schemas.microsoft.com/office/word/2012/wordml" xmlns:w16cex="http://schemas.microsoft.com/office/word/2018/wordml/cex" xmlns:w16cid="http://schemas.microsoft.com/office/word/2016/wordml/cid" xmlns:w16="http://schemas.microsoft.com/office/word/2018/wordml" xmlns:w16du="http://schemas.microsoft.com/office/word/2023/wordml/word16du" xmlns:w16sdtdh="http://schemas.microsoft.com/office/word/2020/wordml/sdtdatahash" xmlns:w16sdtfl="http://schemas.microsoft.com/office/word/2024/wordml/sdtformatlock" xmlns:w16se="http://schemas.microsoft.com/office/word/2015/wordml/symex" mc:Ignorable="w14 w15 w16se w16cid w16 w16cex w16sdtdh w16sdtfl w16du">
   <w:docDefaults>
     <w:rPrDefault>
       <w:rPr>
